--- a/Nitya_Laptop/MB Section/3- LDO & Step Down Section/3V 5V LDO & Step Down Section.docx
+++ b/Nitya_Laptop/MB Section/3- LDO & Step Down Section/3V 5V LDO & Step Down Section.docx
@@ -1,6 +1,6 @@
 
 <file path=word/document.xml><?xml version="1.0" encoding="utf-8"?>
-<w:document xmlns:wpc="http://schemas.microsoft.com/office/word/2010/wordprocessingCanvas" xmlns:cx="http://schemas.microsoft.com/office/drawing/2014/chartex" xmlns:cx1="http://schemas.microsoft.com/office/drawing/2015/9/8/chartex" xmlns:cx2="http://schemas.microsoft.com/office/drawing/2015/10/21/chartex" xmlns:cx3="http://schemas.microsoft.com/office/drawing/2016/5/9/chartex" xmlns:cx4="http://schemas.microsoft.com/office/drawing/2016/5/10/chartex" xmlns:cx5="http://schemas.microsoft.com/office/drawing/2016/5/11/chartex" xmlns:cx6="http://schemas.microsoft.com/office/drawing/2016/5/12/chartex" xmlns:cx7="http://schemas.microsoft.com/office/drawing/2016/5/13/chartex" xmlns:cx8="http://schemas.microsoft.com/office/drawing/2016/5/14/chartex" xmlns:mc="http://schemas.openxmlformats.org/markup-compatibility/2006" xmlns:aink="http://schemas.microsoft.com/office/drawing/2016/ink" xmlns:am3d="http://schemas.microsoft.com/office/drawing/2017/model3d" xmlns:o="urn:schemas-microsoft-com:office:office" xmlns:r="http://schemas.openxmlformats.org/officeDocument/2006/relationships" xmlns:m="http://schemas.openxmlformats.org/officeDocument/2006/math" xmlns:v="urn:schemas-microsoft-com:vml" xmlns:wp14="http://schemas.microsoft.com/office/word/2010/wordprocessingDrawing" xmlns:wp="http://schemas.openxmlformats.org/drawingml/2006/wordprocessingDrawing" xmlns:w10="urn:schemas-microsoft-com:office:word" xmlns:w="http://schemas.openxmlformats.org/wordprocessingml/2006/main" xmlns:w14="http://schemas.microsoft.com/office/word/2010/wordml" xmlns:w15="http://schemas.microsoft.com/office/word/2012/wordml" xmlns:w16cex="http://schemas.microsoft.com/office/word/2018/wordml/cex" xmlns:w16cid="http://schemas.microsoft.com/office/word/2016/wordml/cid" xmlns:w16="http://schemas.microsoft.com/office/word/2018/wordml" xmlns:w16sdtdh="http://schemas.microsoft.com/office/word/2020/wordml/sdtdatahash" xmlns:w16se="http://schemas.microsoft.com/office/word/2015/wordml/symex" xmlns:wpg="http://schemas.microsoft.com/office/word/2010/wordprocessingGroup" xmlns:wpi="http://schemas.microsoft.com/office/word/2010/wordprocessingInk" xmlns:wne="http://schemas.microsoft.com/office/word/2006/wordml" xmlns:wps="http://schemas.microsoft.com/office/word/2010/wordprocessingShape" mc:Ignorable="w14 w15 w16se w16cid w16 w16cex w16sdtdh wp14">
+<w:document xmlns:wpc="http://schemas.microsoft.com/office/word/2010/wordprocessingCanvas" xmlns:cx="http://schemas.microsoft.com/office/drawing/2014/chartex" xmlns:cx1="http://schemas.microsoft.com/office/drawing/2015/9/8/chartex" xmlns:cx2="http://schemas.microsoft.com/office/drawing/2015/10/21/chartex" xmlns:cx3="http://schemas.microsoft.com/office/drawing/2016/5/9/chartex" xmlns:cx4="http://schemas.microsoft.com/office/drawing/2016/5/10/chartex" xmlns:cx5="http://schemas.microsoft.com/office/drawing/2016/5/11/chartex" xmlns:cx6="http://schemas.microsoft.com/office/drawing/2016/5/12/chartex" xmlns:cx7="http://schemas.microsoft.com/office/drawing/2016/5/13/chartex" xmlns:cx8="http://schemas.microsoft.com/office/drawing/2016/5/14/chartex" xmlns:mc="http://schemas.openxmlformats.org/markup-compatibility/2006" xmlns:aink="http://schemas.microsoft.com/office/drawing/2016/ink" xmlns:am3d="http://schemas.microsoft.com/office/drawing/2017/model3d" xmlns:o="urn:schemas-microsoft-com:office:office" xmlns:oel="http://schemas.microsoft.com/office/2019/extlst" xmlns:r="http://schemas.openxmlformats.org/officeDocument/2006/relationships" xmlns:m="http://schemas.openxmlformats.org/officeDocument/2006/math" xmlns:v="urn:schemas-microsoft-com:vml" xmlns:wp14="http://schemas.microsoft.com/office/word/2010/wordprocessingDrawing" xmlns:wp="http://schemas.openxmlformats.org/drawingml/2006/wordprocessingDrawing" xmlns:w10="urn:schemas-microsoft-com:office:word" xmlns:w="http://schemas.openxmlformats.org/wordprocessingml/2006/main" xmlns:w14="http://schemas.microsoft.com/office/word/2010/wordml" xmlns:w15="http://schemas.microsoft.com/office/word/2012/wordml" xmlns:w16cex="http://schemas.microsoft.com/office/word/2018/wordml/cex" xmlns:w16cid="http://schemas.microsoft.com/office/word/2016/wordml/cid" xmlns:w16="http://schemas.microsoft.com/office/word/2018/wordml" xmlns:w16sdtdh="http://schemas.microsoft.com/office/word/2020/wordml/sdtdatahash" xmlns:w16se="http://schemas.microsoft.com/office/word/2015/wordml/symex" xmlns:wpg="http://schemas.microsoft.com/office/word/2010/wordprocessingGroup" xmlns:wpi="http://schemas.microsoft.com/office/word/2010/wordprocessingInk" xmlns:wne="http://schemas.microsoft.com/office/word/2006/wordml" xmlns:wps="http://schemas.microsoft.com/office/word/2010/wordprocessingShape" mc:Ignorable="w14 w15 w16se w16cid w16 w16cex w16sdtdh wp14">
   <w:body>
     <w:p>
       <w:pPr>
@@ -66,15 +66,46 @@
         </w:rPr>
         <w:t>Dual 3V and 5V</w:t>
       </w:r>
-    </w:p>
-    <w:p>
-      <w:r>
-        <w:t>Check list</w:t>
-      </w:r>
-    </w:p>
-    <w:p>
-      <w:pPr>
-        <w:spacing w:after="0"/>
+      <w:r>
+        <w:rPr>
+          <w:b/>
+          <w:bCs/>
+        </w:rPr>
+        <w:t xml:space="preserve"> (Regulator)</w:t>
+      </w:r>
+    </w:p>
+    <w:p>
+      <w:pPr>
+        <w:rPr>
+          <w:b/>
+          <w:bCs/>
+        </w:rPr>
+      </w:pPr>
+      <w:r>
+        <w:rPr>
+          <w:b/>
+          <w:bCs/>
+        </w:rPr>
+        <w:t>Process</w:t>
+      </w:r>
+      <w:r>
+        <w:rPr>
+          <w:b/>
+          <w:bCs/>
+        </w:rPr>
+        <w:t>- there are two enable concept one for LDO and another for Regulator</w:t>
+      </w:r>
+      <w:r>
+        <w:rPr>
+          <w:b/>
+          <w:bCs/>
+        </w:rPr>
+        <w:t>.</w:t>
+      </w:r>
+    </w:p>
+    <w:p>
+      <w:pPr>
+        <w:spacing w:after="0" w:line="360" w:lineRule="auto"/>
         <w:rPr>
           <w:b/>
           <w:bCs/>
@@ -116,6 +147,7 @@
           <w:ilvl w:val="0"/>
           <w:numId w:val="1"/>
         </w:numPr>
+        <w:spacing w:line="360" w:lineRule="auto"/>
       </w:pPr>
       <w:r>
         <w:t>VCC 19 v</w:t>
@@ -128,10 +160,14 @@
           <w:ilvl w:val="0"/>
           <w:numId w:val="1"/>
         </w:numPr>
-      </w:pPr>
-      <w:r>
-        <w:rPr>
-          <w:highlight w:val="green"/>
+        <w:spacing w:line="360" w:lineRule="auto"/>
+        <w:rPr>
+          <w:highlight w:val="yellow"/>
+        </w:rPr>
+      </w:pPr>
+      <w:r>
+        <w:rPr>
+          <w:highlight w:val="magenta"/>
         </w:rPr>
         <w:t>ENLDO</w:t>
       </w:r>
@@ -139,9 +175,20 @@
         <w:t>(enable LDO)</w:t>
       </w:r>
       <w:r>
-        <w:t xml:space="preserve">  By voltage devider</w:t>
-      </w:r>
-      <w:r>
+        <w:t xml:space="preserve">  </w:t>
+      </w:r>
+      <w:r>
+        <w:rPr>
+          <w:rFonts w:ascii="Courier New" w:hAnsi="Courier New" w:cs="Courier New"/>
+          <w:highlight w:val="yellow"/>
+        </w:rPr>
+        <w:t>By voltage devider</w:t>
+      </w:r>
+      <w:r>
+        <w:rPr>
+          <w:rFonts w:ascii="Courier New" w:hAnsi="Courier New" w:cs="Courier New"/>
+          <w:highlight w:val="yellow"/>
+        </w:rPr>
         <w:t>/ic</w:t>
       </w:r>
     </w:p>
@@ -152,6 +199,7 @@
           <w:ilvl w:val="0"/>
           <w:numId w:val="1"/>
         </w:numPr>
+        <w:spacing w:line="360" w:lineRule="auto"/>
       </w:pPr>
       <w:r>
         <w:rPr>
@@ -214,6 +262,7 @@
     <w:p>
       <w:pPr>
         <w:pStyle w:val="ListParagraph"/>
+        <w:spacing w:line="360" w:lineRule="auto"/>
       </w:pPr>
       <w:r>
         <w:t>LDO3 send to SIO(V standby pin)</w:t>
@@ -222,6 +271,7 @@
     <w:p>
       <w:pPr>
         <w:pStyle w:val="ListParagraph"/>
+        <w:spacing w:line="360" w:lineRule="auto"/>
       </w:pPr>
       <w:r>
         <w:t xml:space="preserve">When </w:t>
@@ -239,7 +289,16 @@
         <w:t>generates the</w:t>
       </w:r>
       <w:r>
-        <w:t xml:space="preserve"> EN Signal</w:t>
+        <w:t xml:space="preserve"> </w:t>
+      </w:r>
+      <w:r>
+        <w:rPr>
+          <w:highlight w:val="magenta"/>
+        </w:rPr>
+        <w:t>EN</w:t>
+      </w:r>
+      <w:r>
+        <w:t xml:space="preserve"> Signal</w:t>
       </w:r>
       <w:r>
         <w:t xml:space="preserve"> and send to </w:t>
@@ -272,6 +331,7 @@
     <w:p>
       <w:pPr>
         <w:pStyle w:val="ListParagraph"/>
+        <w:spacing w:line="360" w:lineRule="auto"/>
         <w:ind w:left="0"/>
         <w:rPr>
           <w:b/>
@@ -314,10 +374,11 @@
           <w:ilvl w:val="0"/>
           <w:numId w:val="1"/>
         </w:numPr>
-      </w:pPr>
-      <w:r>
-        <w:rPr>
-          <w:highlight w:val="yellow"/>
+        <w:spacing w:line="360" w:lineRule="auto"/>
+      </w:pPr>
+      <w:r>
+        <w:rPr>
+          <w:highlight w:val="magenta"/>
         </w:rPr>
         <w:t>ENM</w:t>
       </w:r>
@@ -365,6 +426,7 @@
           <w:ilvl w:val="0"/>
           <w:numId w:val="1"/>
         </w:numPr>
+        <w:spacing w:line="360" w:lineRule="auto"/>
         <w:rPr>
           <w:b/>
           <w:bCs/>
@@ -388,6 +450,7 @@
     <w:p>
       <w:pPr>
         <w:pStyle w:val="ListParagraph"/>
+        <w:spacing w:line="360" w:lineRule="auto"/>
       </w:pPr>
       <w:r>
         <w:t>ENTRIP (Enable or Trip) Jab resister ke according (128k/100=1.2 v) hai to enable hai OR 0v hai to trip hai fir 3/5 volt coil section check krna hai.</w:t>
@@ -400,6 +463,7 @@
           <w:ilvl w:val="0"/>
           <w:numId w:val="1"/>
         </w:numPr>
+        <w:spacing w:line="360" w:lineRule="auto"/>
       </w:pPr>
       <w:r>
         <w:t>BOOT1, BOOT2</w:t>
@@ -412,6 +476,7 @@
           <w:ilvl w:val="0"/>
           <w:numId w:val="1"/>
         </w:numPr>
+        <w:spacing w:line="360" w:lineRule="auto"/>
       </w:pPr>
       <w:r>
         <w:t>UGATE1, UGATE2</w:t>
@@ -424,6 +489,7 @@
           <w:ilvl w:val="0"/>
           <w:numId w:val="1"/>
         </w:numPr>
+        <w:spacing w:line="360" w:lineRule="auto"/>
       </w:pPr>
       <w:r>
         <w:t>LGATE1</w:t>
@@ -442,6 +508,7 @@
           <w:ilvl w:val="0"/>
           <w:numId w:val="1"/>
         </w:numPr>
+        <w:spacing w:line="360" w:lineRule="auto"/>
       </w:pPr>
       <w:r>
         <w:t>PHASE1(mosfet output voltage feedback), BOOT1, UGATE, LGATE – internal process</w:t>
@@ -454,6 +521,7 @@
           <w:ilvl w:val="0"/>
           <w:numId w:val="1"/>
         </w:numPr>
+        <w:spacing w:line="360" w:lineRule="auto"/>
       </w:pPr>
       <w:r>
         <w:t>FB1</w:t>
@@ -466,6 +534,7 @@
           <w:ilvl w:val="0"/>
           <w:numId w:val="1"/>
         </w:numPr>
+        <w:spacing w:line="360" w:lineRule="auto"/>
       </w:pPr>
       <w:r>
         <w:t>PGOOD</w:t>
@@ -488,6 +557,7 @@
         <w:ind w:left="360"/>
       </w:pPr>
       <w:r>
+        <w:lastRenderedPageBreak/>
         <w:t>Kabhi bhi Lower mosfet on nhi hona chaihiye, hai to 0v ho jayega, switching start nhi hogi</w:t>
       </w:r>
     </w:p>
@@ -517,6 +587,9 @@
         <w:t>Power Button</w:t>
       </w:r>
       <w:r>
+        <w:t xml:space="preserve"> is pressed</w:t>
+      </w:r>
+      <w:r>
         <w:t>,</w:t>
       </w:r>
       <w:r>
@@ -560,15 +633,56 @@
       </w:r>
     </w:p>
     <w:p>
-      <w:r>
-        <w:lastRenderedPageBreak/>
+      <w:pPr>
+        <w:rPr>
+          <w:rFonts w:ascii="Courier New" w:hAnsi="Courier New" w:cs="Courier New"/>
+          <w:i/>
+          <w:iCs/>
+        </w:rPr>
+      </w:pPr>
+      <w:r>
         <w:t xml:space="preserve">Every Buck </w:t>
       </w:r>
       <w:r>
         <w:t>converter has</w:t>
       </w:r>
       <w:r>
-        <w:t xml:space="preserve"> Enable and Power Good</w:t>
+        <w:t xml:space="preserve"> </w:t>
+      </w:r>
+      <w:r>
+        <w:rPr>
+          <w:rFonts w:ascii="Courier New" w:hAnsi="Courier New" w:cs="Courier New"/>
+          <w:i/>
+          <w:iCs/>
+        </w:rPr>
+        <w:t>Enable</w:t>
+      </w:r>
+      <w:r>
+        <w:t xml:space="preserve"> and </w:t>
+      </w:r>
+      <w:r>
+        <w:rPr>
+          <w:rFonts w:ascii="Courier New" w:hAnsi="Courier New" w:cs="Courier New"/>
+          <w:i/>
+          <w:iCs/>
+        </w:rPr>
+        <w:t>Power</w:t>
+      </w:r>
+      <w:r>
+        <w:rPr>
+          <w:rFonts w:ascii="Courier New" w:hAnsi="Courier New" w:cs="Courier New"/>
+          <w:i/>
+          <w:iCs/>
+        </w:rPr>
+        <w:t>_</w:t>
+      </w:r>
+      <w:r>
+        <w:rPr>
+          <w:rFonts w:ascii="Courier New" w:hAnsi="Courier New" w:cs="Courier New"/>
+          <w:i/>
+          <w:iCs/>
+        </w:rPr>
+        <w:t>Good</w:t>
       </w:r>
     </w:p>
     <w:p>
@@ -583,27 +697,65 @@
       </w:r>
     </w:p>
     <w:p>
-      <w:r>
+      <w:pPr>
+        <w:rPr>
+          <w:rFonts w:ascii="Courier New" w:hAnsi="Courier New" w:cs="Courier New"/>
+        </w:rPr>
+      </w:pPr>
+      <w:r>
+        <w:rPr>
+          <w:rFonts w:ascii="Courier New" w:hAnsi="Courier New" w:cs="Courier New"/>
+        </w:rPr>
         <w:t xml:space="preserve">Difference </w:t>
       </w:r>
       <w:r>
+        <w:rPr>
+          <w:rFonts w:ascii="Courier New" w:hAnsi="Courier New" w:cs="Courier New"/>
+        </w:rPr>
         <w:t>LDO – Low ampier</w:t>
       </w:r>
       <w:r>
+        <w:rPr>
+          <w:rFonts w:ascii="Courier New" w:hAnsi="Courier New" w:cs="Courier New"/>
+        </w:rPr>
+        <w:t xml:space="preserve"> (used for sending info)</w:t>
+      </w:r>
+      <w:r>
+        <w:rPr>
+          <w:rFonts w:ascii="Courier New" w:hAnsi="Courier New" w:cs="Courier New"/>
+        </w:rPr>
         <w:t xml:space="preserve"> and  </w:t>
       </w:r>
       <w:r>
+        <w:rPr>
+          <w:rFonts w:ascii="Courier New" w:hAnsi="Courier New" w:cs="Courier New"/>
+        </w:rPr>
         <w:t>Switching Voltage</w:t>
       </w:r>
       <w:r>
+        <w:rPr>
+          <w:rFonts w:ascii="Courier New" w:hAnsi="Courier New" w:cs="Courier New"/>
+        </w:rPr>
         <w:t>(VALW)</w:t>
       </w:r>
       <w:r>
+        <w:rPr>
+          <w:rFonts w:ascii="Courier New" w:hAnsi="Courier New" w:cs="Courier New"/>
+        </w:rPr>
         <w:t xml:space="preserve"> – high </w:t>
       </w:r>
       <w:r>
+        <w:rPr>
+          <w:rFonts w:ascii="Courier New" w:hAnsi="Courier New" w:cs="Courier New"/>
+        </w:rPr>
         <w:t>ampier</w:t>
       </w:r>
+      <w:r>
+        <w:rPr>
+          <w:rFonts w:ascii="Courier New" w:hAnsi="Courier New" w:cs="Courier New"/>
+        </w:rPr>
+        <w:t xml:space="preserve"> (user for working)</w:t>
+      </w:r>
     </w:p>
     <w:p>
       <w:pPr>
@@ -626,7 +778,16 @@
       </w:r>
     </w:p>
     <w:p>
-      <w:r>
+      <w:pPr>
+        <w:rPr>
+          <w:rFonts w:ascii="Courier New" w:hAnsi="Courier New" w:cs="Courier New"/>
+        </w:rPr>
+      </w:pPr>
+      <w:r>
+        <w:rPr>
+          <w:rFonts w:ascii="Courier New" w:hAnsi="Courier New" w:cs="Courier New"/>
+          <w:highlight w:val="yellow"/>
+        </w:rPr>
         <w:t>Main kaam SIO and PCH ko jagana intialize krna hota hai</w:t>
       </w:r>
     </w:p>
@@ -701,22 +862,13 @@
         </w:rPr>
         <w:t>Single IC 3V</w:t>
       </w:r>
-    </w:p>
-    <w:p>
-      <w:pPr>
-        <w:rPr>
-          <w:b/>
-          <w:bCs/>
-        </w:rPr>
-      </w:pPr>
-    </w:p>
-    <w:p>
-      <w:pPr>
-        <w:rPr>
-          <w:b/>
-          <w:bCs/>
-        </w:rPr>
-      </w:pPr>
+      <w:r>
+        <w:rPr>
+          <w:b/>
+          <w:bCs/>
+        </w:rPr>
+        <w:t xml:space="preserve"> (Regulator)</w:t>
+      </w:r>
     </w:p>
     <w:p>
       <w:pPr>
@@ -810,15 +962,60 @@
       </w:r>
     </w:p>
     <w:p>
-      <w:r>
-        <w:t>Check List</w:t>
-      </w:r>
-    </w:p>
-    <w:p>
-      <w:r>
+      <w:pPr>
+        <w:rPr>
+          <w:b/>
+          <w:bCs/>
+        </w:rPr>
+      </w:pPr>
+      <w:r>
+        <w:rPr>
+          <w:b/>
+          <w:bCs/>
+        </w:rPr>
+        <w:t xml:space="preserve">Process </w:t>
+      </w:r>
+      <w:r>
+        <w:rPr>
+          <w:b/>
+          <w:bCs/>
+        </w:rPr>
+        <w:t>–</w:t>
+      </w:r>
+      <w:r>
+        <w:rPr>
+          <w:b/>
+          <w:bCs/>
+        </w:rPr>
+        <w:t xml:space="preserve"> </w:t>
+      </w:r>
+      <w:r>
+        <w:rPr>
+          <w:b/>
+          <w:bCs/>
+        </w:rPr>
+        <w:t>there are 2 enable concept one for LDO and another for Regulator</w:t>
+      </w:r>
+    </w:p>
+    <w:p>
+      <w:pPr>
+        <w:rPr>
+          <w:b/>
+          <w:bCs/>
+        </w:rPr>
+      </w:pPr>
+      <w:r>
+        <w:rPr>
+          <w:b/>
+          <w:bCs/>
+        </w:rPr>
         <w:t>Part 1</w:t>
       </w:r>
       <w:r>
+        <w:rPr>
+          <w:b/>
+          <w:bCs/>
+        </w:rPr>
         <w:t xml:space="preserve"> LDO Generate</w:t>
       </w:r>
     </w:p>
@@ -873,15 +1070,30 @@
         <w:t>)</w:t>
       </w:r>
       <w:r>
-        <w:t>– by voltage devider</w:t>
-      </w:r>
-      <w:r>
+        <w:t xml:space="preserve">– </w:t>
+      </w:r>
+      <w:r>
+        <w:rPr>
+          <w:rFonts w:ascii="Courier New" w:hAnsi="Courier New" w:cs="Courier New"/>
+        </w:rPr>
+        <w:t>by voltage devider</w:t>
+      </w:r>
+      <w:r>
+        <w:rPr>
+          <w:rFonts w:ascii="Courier New" w:hAnsi="Courier New" w:cs="Courier New"/>
+        </w:rPr>
         <w:t>/ is</w:t>
       </w:r>
       <w:r>
+        <w:rPr>
+          <w:rFonts w:ascii="Courier New" w:hAnsi="Courier New" w:cs="Courier New"/>
+        </w:rPr>
         <w:t>e</w:t>
       </w:r>
       <w:r>
+        <w:rPr>
+          <w:rFonts w:ascii="Courier New" w:hAnsi="Courier New" w:cs="Courier New"/>
+        </w:rPr>
         <w:t xml:space="preserve"> self bhi generate kr sakati hai</w:t>
       </w:r>
     </w:p>
@@ -930,11 +1142,23 @@
     <w:p>
       <w:pPr>
         <w:spacing w:after="0"/>
-      </w:pPr>
-      <w:r>
+        <w:rPr>
+          <w:b/>
+          <w:bCs/>
+        </w:rPr>
+      </w:pPr>
+      <w:r>
+        <w:rPr>
+          <w:b/>
+          <w:bCs/>
+        </w:rPr>
         <w:t>Part 2</w:t>
       </w:r>
       <w:r>
+        <w:rPr>
+          <w:b/>
+          <w:bCs/>
+        </w:rPr>
         <w:t xml:space="preserve"> Generate 3/5 volt</w:t>
       </w:r>
     </w:p>
@@ -1011,8 +1235,37 @@
       </w:r>
     </w:p>
     <w:p>
-      <w:r>
-        <w:t>https://www.youtube.com/watch?v=HUelstoHB3k</w:t>
+      <w:hyperlink r:id="rId8" w:history="1">
+        <w:r>
+          <w:rPr>
+            <w:rStyle w:val="Hyperlink"/>
+          </w:rPr>
+          <w:t>https://www.youtube.com/watch?v=HUelstoHB3k</w:t>
+        </w:r>
+      </w:hyperlink>
+    </w:p>
+    <w:p>
+      <w:r>
+        <w:br/>
+      </w:r>
+      <w:r>
+        <w:rPr>
+          <w:b/>
+          <w:bCs/>
+        </w:rPr>
+        <w:t>Laptop Stepdown Section || +3V and +5V ALW Supply Section || LDO Supply</w:t>
+      </w:r>
+      <w:r>
+        <w:rPr>
+          <w:b/>
+          <w:bCs/>
+        </w:rPr>
+        <w:t xml:space="preserve"> (All Pins are explained)</w:t>
+      </w:r>
+    </w:p>
+    <w:p>
+      <w:r>
+        <w:t>https://www.youtube.com/watch?v=mhKWHSK1htM</w:t>
       </w:r>
     </w:p>
     <w:sectPr>
@@ -1027,7 +1280,7 @@
 </file>
 
 <file path=word/numbering.xml><?xml version="1.0" encoding="utf-8"?>
-<w:numbering xmlns:wpc="http://schemas.microsoft.com/office/word/2010/wordprocessingCanvas" xmlns:cx="http://schemas.microsoft.com/office/drawing/2014/chartex" xmlns:cx1="http://schemas.microsoft.com/office/drawing/2015/9/8/chartex" xmlns:cx2="http://schemas.microsoft.com/office/drawing/2015/10/21/chartex" xmlns:cx3="http://schemas.microsoft.com/office/drawing/2016/5/9/chartex" xmlns:cx4="http://schemas.microsoft.com/office/drawing/2016/5/10/chartex" xmlns:cx5="http://schemas.microsoft.com/office/drawing/2016/5/11/chartex" xmlns:cx6="http://schemas.microsoft.com/office/drawing/2016/5/12/chartex" xmlns:cx7="http://schemas.microsoft.com/office/drawing/2016/5/13/chartex" xmlns:cx8="http://schemas.microsoft.com/office/drawing/2016/5/14/chartex" xmlns:mc="http://schemas.openxmlformats.org/markup-compatibility/2006" xmlns:aink="http://schemas.microsoft.com/office/drawing/2016/ink" xmlns:am3d="http://schemas.microsoft.com/office/drawing/2017/model3d" xmlns:o="urn:schemas-microsoft-com:office:office" xmlns:r="http://schemas.openxmlformats.org/officeDocument/2006/relationships" xmlns:m="http://schemas.openxmlformats.org/officeDocument/2006/math" xmlns:v="urn:schemas-microsoft-com:vml" xmlns:wp14="http://schemas.microsoft.com/office/word/2010/wordprocessingDrawing" xmlns:wp="http://schemas.openxmlformats.org/drawingml/2006/wordprocessingDrawing" xmlns:w10="urn:schemas-microsoft-com:office:word" xmlns:w="http://schemas.openxmlformats.org/wordprocessingml/2006/main" xmlns:w14="http://schemas.microsoft.com/office/word/2010/wordml" xmlns:w15="http://schemas.microsoft.com/office/word/2012/wordml" xmlns:w16cex="http://schemas.microsoft.com/office/word/2018/wordml/cex" xmlns:w16cid="http://schemas.microsoft.com/office/word/2016/wordml/cid" xmlns:w16="http://schemas.microsoft.com/office/word/2018/wordml" xmlns:w16sdtdh="http://schemas.microsoft.com/office/word/2020/wordml/sdtdatahash" xmlns:w16se="http://schemas.microsoft.com/office/word/2015/wordml/symex" xmlns:wpg="http://schemas.microsoft.com/office/word/2010/wordprocessingGroup" xmlns:wpi="http://schemas.microsoft.com/office/word/2010/wordprocessingInk" xmlns:wne="http://schemas.microsoft.com/office/word/2006/wordml" xmlns:wps="http://schemas.microsoft.com/office/word/2010/wordprocessingShape" mc:Ignorable="w14 w15 w16se w16cid w16 w16cex w16sdtdh wp14">
+<w:numbering xmlns:wpc="http://schemas.microsoft.com/office/word/2010/wordprocessingCanvas" xmlns:cx="http://schemas.microsoft.com/office/drawing/2014/chartex" xmlns:cx1="http://schemas.microsoft.com/office/drawing/2015/9/8/chartex" xmlns:cx2="http://schemas.microsoft.com/office/drawing/2015/10/21/chartex" xmlns:cx3="http://schemas.microsoft.com/office/drawing/2016/5/9/chartex" xmlns:cx4="http://schemas.microsoft.com/office/drawing/2016/5/10/chartex" xmlns:cx5="http://schemas.microsoft.com/office/drawing/2016/5/11/chartex" xmlns:cx6="http://schemas.microsoft.com/office/drawing/2016/5/12/chartex" xmlns:cx7="http://schemas.microsoft.com/office/drawing/2016/5/13/chartex" xmlns:cx8="http://schemas.microsoft.com/office/drawing/2016/5/14/chartex" xmlns:mc="http://schemas.openxmlformats.org/markup-compatibility/2006" xmlns:aink="http://schemas.microsoft.com/office/drawing/2016/ink" xmlns:am3d="http://schemas.microsoft.com/office/drawing/2017/model3d" xmlns:o="urn:schemas-microsoft-com:office:office" xmlns:oel="http://schemas.microsoft.com/office/2019/extlst" xmlns:r="http://schemas.openxmlformats.org/officeDocument/2006/relationships" xmlns:m="http://schemas.openxmlformats.org/officeDocument/2006/math" xmlns:v="urn:schemas-microsoft-com:vml" xmlns:wp14="http://schemas.microsoft.com/office/word/2010/wordprocessingDrawing" xmlns:wp="http://schemas.openxmlformats.org/drawingml/2006/wordprocessingDrawing" xmlns:w10="urn:schemas-microsoft-com:office:word" xmlns:w="http://schemas.openxmlformats.org/wordprocessingml/2006/main" xmlns:w14="http://schemas.microsoft.com/office/word/2010/wordml" xmlns:w15="http://schemas.microsoft.com/office/word/2012/wordml" xmlns:w16cex="http://schemas.microsoft.com/office/word/2018/wordml/cex" xmlns:w16cid="http://schemas.microsoft.com/office/word/2016/wordml/cid" xmlns:w16="http://schemas.microsoft.com/office/word/2018/wordml" xmlns:w16sdtdh="http://schemas.microsoft.com/office/word/2020/wordml/sdtdatahash" xmlns:w16se="http://schemas.microsoft.com/office/word/2015/wordml/symex" xmlns:wpg="http://schemas.microsoft.com/office/word/2010/wordprocessingGroup" xmlns:wpi="http://schemas.microsoft.com/office/word/2010/wordprocessingInk" xmlns:wne="http://schemas.microsoft.com/office/word/2006/wordml" xmlns:wps="http://schemas.microsoft.com/office/word/2010/wordprocessingShape" mc:Ignorable="w14 w15 w16se w16cid w16 w16cex w16sdtdh wp14">
   <w:abstractNum w:abstractNumId="0" w15:restartNumberingAfterBreak="0">
     <w:nsid w:val="241501B3"/>
     <w:multiLevelType w:val="hybridMultilevel"/>
@@ -1118,10 +1371,10 @@
     </w:lvl>
   </w:abstractNum>
   <w:abstractNum w:abstractNumId="1" w15:restartNumberingAfterBreak="0">
-    <w:nsid w:val="6CFB1FC5"/>
+    <w:nsid w:val="4B9A0937"/>
     <w:multiLevelType w:val="hybridMultilevel"/>
-    <w:tmpl w:val="6482453E"/>
-    <w:lvl w:ilvl="0" w:tplc="68CA9C94">
+    <w:tmpl w:val="63E6CCFC"/>
+    <w:lvl w:ilvl="0" w:tplc="4134D5BE">
       <w:start w:val="1"/>
       <w:numFmt w:val="decimal"/>
       <w:lvlText w:val="%1-"/>
@@ -1206,11 +1459,103 @@
       </w:pPr>
     </w:lvl>
   </w:abstractNum>
-  <w:num w:numId="1">
+  <w:abstractNum w:abstractNumId="2" w15:restartNumberingAfterBreak="0">
+    <w:nsid w:val="6CFB1FC5"/>
+    <w:multiLevelType w:val="hybridMultilevel"/>
+    <w:tmpl w:val="6482453E"/>
+    <w:lvl w:ilvl="0" w:tplc="68CA9C94">
+      <w:start w:val="1"/>
+      <w:numFmt w:val="decimal"/>
+      <w:lvlText w:val="%1-"/>
+      <w:lvlJc w:val="left"/>
+      <w:pPr>
+        <w:ind w:left="720" w:hanging="360"/>
+      </w:pPr>
+      <w:rPr>
+        <w:rFonts w:hint="default"/>
+      </w:rPr>
+    </w:lvl>
+    <w:lvl w:ilvl="1" w:tplc="04090019" w:tentative="1">
+      <w:start w:val="1"/>
+      <w:numFmt w:val="lowerLetter"/>
+      <w:lvlText w:val="%2."/>
+      <w:lvlJc w:val="left"/>
+      <w:pPr>
+        <w:ind w:left="1440" w:hanging="360"/>
+      </w:pPr>
+    </w:lvl>
+    <w:lvl w:ilvl="2" w:tplc="0409001B" w:tentative="1">
+      <w:start w:val="1"/>
+      <w:numFmt w:val="lowerRoman"/>
+      <w:lvlText w:val="%3."/>
+      <w:lvlJc w:val="right"/>
+      <w:pPr>
+        <w:ind w:left="2160" w:hanging="180"/>
+      </w:pPr>
+    </w:lvl>
+    <w:lvl w:ilvl="3" w:tplc="0409000F" w:tentative="1">
+      <w:start w:val="1"/>
+      <w:numFmt w:val="decimal"/>
+      <w:lvlText w:val="%4."/>
+      <w:lvlJc w:val="left"/>
+      <w:pPr>
+        <w:ind w:left="2880" w:hanging="360"/>
+      </w:pPr>
+    </w:lvl>
+    <w:lvl w:ilvl="4" w:tplc="04090019" w:tentative="1">
+      <w:start w:val="1"/>
+      <w:numFmt w:val="lowerLetter"/>
+      <w:lvlText w:val="%5."/>
+      <w:lvlJc w:val="left"/>
+      <w:pPr>
+        <w:ind w:left="3600" w:hanging="360"/>
+      </w:pPr>
+    </w:lvl>
+    <w:lvl w:ilvl="5" w:tplc="0409001B" w:tentative="1">
+      <w:start w:val="1"/>
+      <w:numFmt w:val="lowerRoman"/>
+      <w:lvlText w:val="%6."/>
+      <w:lvlJc w:val="right"/>
+      <w:pPr>
+        <w:ind w:left="4320" w:hanging="180"/>
+      </w:pPr>
+    </w:lvl>
+    <w:lvl w:ilvl="6" w:tplc="0409000F" w:tentative="1">
+      <w:start w:val="1"/>
+      <w:numFmt w:val="decimal"/>
+      <w:lvlText w:val="%7."/>
+      <w:lvlJc w:val="left"/>
+      <w:pPr>
+        <w:ind w:left="5040" w:hanging="360"/>
+      </w:pPr>
+    </w:lvl>
+    <w:lvl w:ilvl="7" w:tplc="04090019" w:tentative="1">
+      <w:start w:val="1"/>
+      <w:numFmt w:val="lowerLetter"/>
+      <w:lvlText w:val="%8."/>
+      <w:lvlJc w:val="left"/>
+      <w:pPr>
+        <w:ind w:left="5760" w:hanging="360"/>
+      </w:pPr>
+    </w:lvl>
+    <w:lvl w:ilvl="8" w:tplc="0409001B" w:tentative="1">
+      <w:start w:val="1"/>
+      <w:numFmt w:val="lowerRoman"/>
+      <w:lvlText w:val="%9."/>
+      <w:lvlJc w:val="right"/>
+      <w:pPr>
+        <w:ind w:left="6480" w:hanging="180"/>
+      </w:pPr>
+    </w:lvl>
+  </w:abstractNum>
+  <w:num w:numId="1" w16cid:durableId="1463842642">
+    <w:abstractNumId w:val="2"/>
+  </w:num>
+  <w:num w:numId="2" w16cid:durableId="1944798042">
+    <w:abstractNumId w:val="0"/>
+  </w:num>
+  <w:num w:numId="3" w16cid:durableId="1981643564">
     <w:abstractNumId w:val="1"/>
-  </w:num>
-  <w:num w:numId="2">
-    <w:abstractNumId w:val="0"/>
   </w:num>
 </w:numbering>
 </file>
@@ -1816,7 +2161,6 @@
   <w:style w:type="character" w:default="1" w:styleId="DefaultParagraphFont">
     <w:name w:val="Default Paragraph Font"/>
     <w:uiPriority w:val="1"/>
-    <w:semiHidden/>
     <w:unhideWhenUsed/>
   </w:style>
   <w:style w:type="table" w:default="1" w:styleId="TableNormal">
@@ -2128,6 +2472,29 @@
       <w:smallCaps/>
       <w:color w:val="0F4761" w:themeColor="accent1" w:themeShade="BF"/>
       <w:spacing w:val="5"/>
+    </w:rPr>
+  </w:style>
+  <w:style w:type="character" w:styleId="Hyperlink">
+    <w:name w:val="Hyperlink"/>
+    <w:basedOn w:val="DefaultParagraphFont"/>
+    <w:uiPriority w:val="99"/>
+    <w:unhideWhenUsed/>
+    <w:rsid w:val="007769F5"/>
+    <w:rPr>
+      <w:color w:val="467886" w:themeColor="hyperlink"/>
+      <w:u w:val="single"/>
+    </w:rPr>
+  </w:style>
+  <w:style w:type="character" w:styleId="UnresolvedMention">
+    <w:name w:val="Unresolved Mention"/>
+    <w:basedOn w:val="DefaultParagraphFont"/>
+    <w:uiPriority w:val="99"/>
+    <w:semiHidden/>
+    <w:unhideWhenUsed/>
+    <w:rsid w:val="007769F5"/>
+    <w:rPr>
+      <w:color w:val="605E5C"/>
+      <w:shd w:val="clear" w:color="auto" w:fill="E1DFDD"/>
     </w:rPr>
   </w:style>
 </w:styles>
